--- a/local_doc_change/stress_corpus/docs/it_aldermont_078.docx
+++ b/local_doc_change/stress_corpus/docs/it_aldermont_078.docx
@@ -12,9 +12,201 @@
     </w:p>
     <w:p>
       <w:r>
+        <w:drawing>
+          <wp:inline xmlns:a="http://schemas.openxmlformats.org/drawingml/2006/main" xmlns:pic="http://schemas.openxmlformats.org/drawingml/2006/picture">
+            <wp:extent cx="4114800" cy="2571750"/>
+            <wp:docPr id="1" name="Picture 1"/>
+            <wp:cNvGraphicFramePr>
+              <a:graphicFrameLocks noChangeAspect="1"/>
+            </wp:cNvGraphicFramePr>
+            <a:graphic>
+              <a:graphicData uri="http://schemas.openxmlformats.org/drawingml/2006/picture">
+                <pic:pic>
+                  <pic:nvPicPr>
+                    <pic:cNvPr id="0" name="diagram_2.png"/>
+                    <pic:cNvPicPr/>
+                  </pic:nvPicPr>
+                  <pic:blipFill>
+                    <a:blip r:embed="rId9"/>
+                    <a:stretch>
+                      <a:fillRect/>
+                    </a:stretch>
+                  </pic:blipFill>
+                  <pic:spPr>
+                    <a:xfrm>
+                      <a:off x="0" y="0"/>
+                      <a:ext cx="4114800" cy="2571750"/>
+                    </a:xfrm>
+                    <a:prstGeom prst="rect"/>
+                  </pic:spPr>
+                </pic:pic>
+              </a:graphicData>
+            </a:graphic>
+          </wp:inline>
+        </w:drawing>
+      </w:r>
+    </w:p>
+    <w:p>
+      <w:r>
+        <w:t>Figure 3. Data lifecycle and retention diagram.</w:t>
+      </w:r>
+    </w:p>
+    <w:p>
+      <w:r>
         <w:t>This document is the official it and infrastructure policy for Aldermont. Records related to this section are kept encrypted and made available to the finance controller on request. All requests must be reviewed and approved by the privacy office before they take effect. All requests must be standardized and approved by the platform team before they take effect. All requests must be compliant and approved by the compliance officer before they take effect.</w:t>
       </w:r>
     </w:p>
+    <w:p>
+      <w:pPr>
+        <w:pStyle w:val="Heading1"/>
+      </w:pPr>
+      <w:r>
+        <w:t>Key Operational Parameters</w:t>
+      </w:r>
+    </w:p>
+    <w:tbl>
+      <w:tblPr>
+        <w:tblStyle w:val="LightGrid"/>
+        <w:tblW w:type="auto" w:w="0"/>
+        <w:tblLook w:firstColumn="1" w:firstRow="1" w:lastColumn="0" w:lastRow="0" w:noHBand="0" w:noVBand="1" w:val="04A0"/>
+      </w:tblPr>
+      <w:tblGrid>
+        <w:gridCol w:w="4320"/>
+        <w:gridCol w:w="4320"/>
+      </w:tblGrid>
+      <w:tr>
+        <w:tc>
+          <w:tcPr>
+            <w:tcW w:type="dxa" w:w="4320"/>
+          </w:tcPr>
+          <w:p>
+            <w:r>
+              <w:t>Parameter</w:t>
+            </w:r>
+          </w:p>
+        </w:tc>
+        <w:tc>
+          <w:tcPr>
+            <w:tcW w:type="dxa" w:w="4320"/>
+          </w:tcPr>
+          <w:p>
+            <w:r>
+              <w:t>Value</w:t>
+            </w:r>
+          </w:p>
+        </w:tc>
+      </w:tr>
+      <w:tr>
+        <w:tc>
+          <w:tcPr>
+            <w:tcW w:type="dxa" w:w="4320"/>
+          </w:tcPr>
+          <w:p>
+            <w:r>
+              <w:t>Maximum batch size</w:t>
+            </w:r>
+          </w:p>
+        </w:tc>
+        <w:tc>
+          <w:tcPr>
+            <w:tcW w:type="dxa" w:w="4320"/>
+          </w:tcPr>
+          <w:p>
+            <w:r>
+              <w:t>50 records</w:t>
+            </w:r>
+          </w:p>
+        </w:tc>
+      </w:tr>
+      <w:tr>
+        <w:tc>
+          <w:tcPr>
+            <w:tcW w:type="dxa" w:w="4320"/>
+          </w:tcPr>
+          <w:p>
+            <w:r>
+              <w:t>Concurrent request budget</w:t>
+            </w:r>
+          </w:p>
+        </w:tc>
+        <w:tc>
+          <w:tcPr>
+            <w:tcW w:type="dxa" w:w="4320"/>
+          </w:tcPr>
+          <w:p>
+            <w:r>
+              <w:t>20 requests</w:t>
+            </w:r>
+          </w:p>
+        </w:tc>
+      </w:tr>
+      <w:tr>
+        <w:tc>
+          <w:tcPr>
+            <w:tcW w:type="dxa" w:w="4320"/>
+          </w:tcPr>
+          <w:p>
+            <w:r>
+              <w:t>Records retention baseline</w:t>
+            </w:r>
+          </w:p>
+        </w:tc>
+        <w:tc>
+          <w:tcPr>
+            <w:tcW w:type="dxa" w:w="4320"/>
+          </w:tcPr>
+          <w:p>
+            <w:r>
+              <w:t>18 months</w:t>
+            </w:r>
+          </w:p>
+        </w:tc>
+      </w:tr>
+      <w:tr>
+        <w:tc>
+          <w:tcPr>
+            <w:tcW w:type="dxa" w:w="4320"/>
+          </w:tcPr>
+          <w:p>
+            <w:r>
+              <w:t>Quarterly completion target</w:t>
+            </w:r>
+          </w:p>
+        </w:tc>
+        <w:tc>
+          <w:tcPr>
+            <w:tcW w:type="dxa" w:w="4320"/>
+          </w:tcPr>
+          <w:p>
+            <w:r>
+              <w:t>95 percent</w:t>
+            </w:r>
+          </w:p>
+        </w:tc>
+      </w:tr>
+      <w:tr>
+        <w:tc>
+          <w:tcPr>
+            <w:tcW w:type="dxa" w:w="4320"/>
+          </w:tcPr>
+          <w:p>
+            <w:r>
+              <w:t>Target response time</w:t>
+            </w:r>
+          </w:p>
+        </w:tc>
+        <w:tc>
+          <w:tcPr>
+            <w:tcW w:type="dxa" w:w="4320"/>
+          </w:tcPr>
+          <w:p>
+            <w:r>
+              <w:t>12 hours</w:t>
+            </w:r>
+          </w:p>
+        </w:tc>
+      </w:tr>
+    </w:tbl>
     <w:p>
       <w:pPr>
         <w:pStyle w:val="Heading1"/>
@@ -25,32 +217,32 @@
     </w:p>
     <w:p>
       <w:r>
-        <w:t>Acceptable use follows the practices outlined here and is reviewed regularly. Owners must keep the artifact registry aligned with the thresholds described in this section. Access to the production cluster is granted on a monitored basis and revoked when no longer required. Every change is recorded in the data warehouse so that actions remain attributable. Access to the monitoring stack is granted on a automated basis and revoked when no longer required. Where this policy conflicts with a contractual obligation, the stricter requirement applies.</w:t>
+        <w:t>Teams handling acceptable use must comply with the requirements that follow. Every change is recorded in the production cluster so that actions remain attributable. Metrics for this area are reported every business day and reviewed by the IT desk. Exceptions require written sign-off from the people operations team and are logged for audit. Records related to this section are kept auditable and made available to the security team on request.</w:t>
       </w:r>
     </w:p>
     <w:p>
       <w:r>
-        <w:t>Exceptions require written sign-off from the on-call engineer and are logged for audit. Supporting runbooks are maintained alongside this document and kept reviewed. Supporting runbooks are maintained alongside this document and kept monitored. Access to the billing platform is granted on a monitored basis and revoked when no longer required.</w:t>
+        <w:t>Staff are expected to follow this procedure without deviation unless the privacy office grants a waiver. All requests must be monitored and approved by the security team before they take effect. Records related to this section are kept documented and made available to the security team on request. Access to the production cluster is granted on a approved basis and revoked when no longer required. Where this policy conflicts with a contractual obligation, the stricter requirement applies. Access to the customer portal is granted on a standardized basis and revoked when no longer required.</w:t>
       </w:r>
     </w:p>
     <w:p>
       <w:r>
-        <w:t>All requests must be documented and approved by the product manager before they take effect. Access to the production cluster is granted on a approved basis and revoked when no longer required. Where this policy conflicts with a contractual obligation, the stricter requirement applies. Access to the customer portal is granted on a standardized basis and revoked when no longer required. Supporting runbooks are maintained alongside this document and kept encrypted. Exceptions require written sign-off from the support lead and are logged for audit. Staff are expected to follow this procedure without deviation unless the compliance officer grants a waiver.</w:t>
+        <w:t>Owners must keep the customer portal aligned with the thresholds described in this section. Non-compliance may result in escalation to the support lead and corrective action. Staff are expected to follow this procedure without deviation unless the on-call engineer grants a waiver. The process is tested on a rolling basis to verify that controls operate as intended. Exceptions require written sign-off from a department head and are logged for audit. Any incident affecting the data warehouse is triaged by the support lead within the stated window.</w:t>
       </w:r>
     </w:p>
     <w:p>
       <w:r>
-        <w:t>Where this policy conflicts with a contractual obligation, the stricter requirement applies. The process is tested annually to verify that controls operate as intended. Non-compliance may result in escalation to the data steward and corrective action. Access to the CI pipeline is granted on a auditable basis and revoked when no longer required. Records related to this section are kept least-privilege and made available to the people operations team on request. Owners must keep the backup vault aligned with the thresholds described in this section.</w:t>
+        <w:t>Non-compliance may result in escalation to the people operations team and corrective action. Records related to this section are kept least-privilege and made available to the people operations team on request. Owners must keep the backup vault aligned with the thresholds described in this section. Supporting runbooks are maintained alongside this document and kept reviewed. Non-compliance may result in escalation to the legal team and corrective action. Staff are expected to follow this procedure without deviation unless a direct manager grants a waiver.</w:t>
       </w:r>
     </w:p>
     <w:p>
       <w:r>
-        <w:t>The process is tested monthly to verify that controls operate as intended. Metrics for this area are reported annually and reviewed by the legal team. Staff are expected to follow this procedure without deviation unless a direct manager grants a waiver. Any incident affecting the monitoring stack is triaged by a department head within the stated window. Every change is recorded in the data warehouse so that actions remain attributable. Metrics for this area are reported each sprint and reviewed by the legal team.</w:t>
+        <w:t>The process is tested each sprint to verify that controls operate as intended. Exceptions require written sign-off from the privacy office and are logged for audit. Owners must keep the monitoring stack aligned with the thresholds described in this section. The artifact registry is reviewed every business day to confirm it meets the current standard.</w:t>
       </w:r>
     </w:p>
     <w:p>
       <w:r>
-        <w:t>The artifact registry is reviewed every business day to confirm it meets the current standard. Owners must keep the CI pipeline aligned with the thresholds described in this section. The process is tested monthly to verify that controls operate as intended. Access to the CI pipeline is granted on a reviewed basis and revoked when no longer required. The ticketing system is reviewed quarterly to confirm it meets the current standard. Owners must keep the production cluster aligned with the thresholds described in this section. Access to the ticketing system is granted on a reviewed basis and revoked when no longer required.</w:t>
+        <w:t>Access to the customer portal is granted on a least-privilege basis and revoked when no longer required. Owners must keep the document store aligned with the thresholds described in this section. Records related to this section are kept standardized and made available to a direct manager on request. Access to the VPN gateway is granted on a documented basis and revoked when no longer required. Where this policy conflicts with a contractual obligation, the stricter requirement applies. Access to the ticketing system is granted on a reviewed basis and revoked when no longer required. Non-compliance may result in escalation to the finance controller and corrective action.</w:t>
       </w:r>
     </w:p>
     <w:p>
@@ -63,27 +255,22 @@
     </w:p>
     <w:p>
       <w:r>
-        <w:t>Responsibilities and limits for device encryption are set out in this section. Training on this topic is delivered on a rolling basis and tracked to completion. All requests must be compliant and approved by the product manager before they take effect. Staff are expected to follow this procedure without deviation unless the finance controller grants a waiver.</w:t>
+        <w:t>Device encryption is managed according to the rules described below. All requests must be compliant and approved by the product manager before they take effect. Staff are expected to follow this procedure without deviation unless the finance controller grants a waiver. The monitoring stack is reviewed twice a year to confirm it meets the current standard. Owners must keep the VPN gateway aligned with the thresholds described in this section. Any incident affecting the billing platform is triaged by the compliance officer within the stated window.</w:t>
       </w:r>
     </w:p>
     <w:p>
       <w:r>
-        <w:t>Non-compliance may result in escalation to the privacy office and corrective action. Owners must keep the VPN gateway aligned with the thresholds described in this section. Any incident affecting the billing platform is triaged by the compliance officer within the stated window. Staff are expected to follow this procedure without deviation unless the privacy office grants a waiver.</w:t>
+        <w:t>Where this policy conflicts with a contractual obligation, the stricter requirement applies. Records related to this section are kept auditable and made available to the product manager on request. Owners must keep the customer portal aligned with the thresholds described in this section. Supporting runbooks are maintained alongside this document and kept least-privilege. Staff are expected to follow this procedure without deviation unless the people operations team grants a waiver. Where this policy conflicts with a contractual obligation, the stricter requirement applies.</w:t>
       </w:r>
     </w:p>
     <w:p>
       <w:r>
-        <w:t>Access to the VPN gateway is granted on a standardized basis and revoked when no longer required. The customer portal is reviewed each sprint to confirm it meets the current standard. Any incident affecting the monitoring stack is triaged by the privacy office within the stated window. The process is tested twice a year to verify that controls operate as intended. Exceptions require written sign-off from the security team and are logged for audit. Exceptions require written sign-off from the security team and are logged for audit. Exceptions require written sign-off from the people operations team and are logged for audit.</w:t>
+        <w:t>Exceptions require written sign-off from the people operations team and are logged for audit. Non-compliance may result in escalation to the people operations team and corrective action. The process is tested annually to verify that controls operate as intended. Metrics for this area are reported each sprint and reviewed by the platform team. Non-compliance may result in escalation to the privacy office and corrective action. Supporting runbooks are maintained alongside this document and kept encrypted.</w:t>
       </w:r>
     </w:p>
     <w:p>
       <w:r>
-        <w:t>Access to the monitoring stack is granted on a compliant basis and revoked when no longer required. The process is tested annually to verify that controls operate as intended. Metrics for this area are reported each sprint and reviewed by the platform team. Non-compliance may result in escalation to the privacy office and corrective action. Supporting runbooks are maintained alongside this document and kept encrypted. Training on this topic is delivered each sprint and tracked to completion.</w:t>
-      </w:r>
-    </w:p>
-    <w:p>
-      <w:r>
-        <w:t>Records related to this section are kept documented and made available to the IT desk on request. Supporting runbooks are maintained alongside this document and kept encrypted. Staff are expected to follow this procedure without deviation unless the product manager grants a waiver. Exceptions require written sign-off from the on-call engineer and are logged for audit. All requests must be compliant and approved by the compliance officer before they take effect.</w:t>
+        <w:t>The process is tested each sprint to verify that controls operate as intended. Access to the monitoring stack is granted on a auditable basis and revoked when no longer required. Every change is recorded in the data warehouse so that actions remain attributable. The VPN gateway is reviewed every two weeks to confirm it meets the current standard. Where this policy conflicts with a contractual obligation, the stricter requirement applies. Exceptions require written sign-off from the privacy office and are logged for audit. Owners must keep the VPN gateway aligned with the thresholds described in this section.</w:t>
       </w:r>
     </w:p>
     <w:p>
